--- a/fixtures/generated/c06__header-footer.docx
+++ b/fixtures/generated/c06__header-footer.docx
@@ -276,12 +276,17 @@
       <w:pStyle w:val="Footer"/>
     </w:pPr>
     <w:r>
-      <w:t>Ballinglen House</w:t>
+      <w:t>Rathnure</w:t>
     </w:r>
   </w:p>
   <w:p>
     <w:r>
-      <w:t>Rathnure</w:t>
+      <w:t>Enniscorthy</w:t>
+    </w:r>
+  </w:p>
+  <w:p>
+    <w:r>
+      <w:t>Co. Wexford</w:t>
     </w:r>
   </w:p>
   <w:p>
